--- a/Examensarbete_PM.docx
+++ b/Examensarbete_PM.docx
@@ -14,40 +14,22 @@
       </w:r>
     </w:p>
     <w:p>
-      <w:proofErr w:type="spellStart"/>
       <w:r>
-        <w:t>Namn</w:t>
-      </w:r>
-      <w:proofErr w:type="spellEnd"/>
-      <w:r>
-        <w:t>:</w:t>
+        <w:t>Namn:</w:t>
       </w:r>
       <w:r>
         <w:t xml:space="preserve"> </w:t>
       </w:r>
       <w:r>
-        <w:t xml:space="preserve">Ghori </w:t>
-      </w:r>
-      <w:proofErr w:type="spellStart"/>
-      <w:r>
-        <w:t>Najmun</w:t>
-      </w:r>
-      <w:proofErr w:type="spellEnd"/>
-      <w:r>
-        <w:t xml:space="preserve"> Nahar Holy</w:t>
+        <w:t>Ghori Najmun Nahar Holy</w:t>
       </w:r>
     </w:p>
     <w:p>
       <w:r>
         <w:t xml:space="preserve">Klass: </w:t>
       </w:r>
-      <w:proofErr w:type="spellStart"/>
       <w:r>
-        <w:t>Mjukvaruutvecklare</w:t>
-      </w:r>
-      <w:proofErr w:type="spellEnd"/>
-      <w:r>
-        <w:t xml:space="preserve"> 24</w:t>
+        <w:t>Mjukvaruutvecklare 24</w:t>
       </w:r>
     </w:p>
     <w:p/>
@@ -73,7 +55,6 @@
           <w:bCs/>
         </w:rPr>
       </w:pPr>
-      <w:proofErr w:type="spellStart"/>
       <w:r>
         <w:rPr>
           <w:b/>
@@ -81,11 +62,19 @@
         </w:rPr>
         <w:t>Bakgrund</w:t>
       </w:r>
-      <w:proofErr w:type="spellEnd"/>
     </w:p>
     <w:p>
       <w:r>
-        <w:t>Hjärt- och kärlsjukdomar är en av de vanligaste dödsorsakerna i världen och tidig riskidentifiering kan bidra till att förebygga allvarliga konsekvenser. Samtidigt används maskininlärning i allt större utsträckning för att analysera hälsodata och identifiera mönster som kan vara svåra att upptäcka manuellt. Detta skapar möjligheter för att utveckla digitala verktyg som kan hjälpa människor att förstå sin hälsorisk på ett enkelt och pedagogiskt sätt.</w:t>
+        <w:t xml:space="preserve">Hjärt- och </w:t>
+      </w:r>
+      <w:r>
+        <w:t>hjärtsjukdom</w:t>
+      </w:r>
+      <w:r>
+        <w:t xml:space="preserve"> </w:t>
+      </w:r>
+      <w:r>
+        <w:t>är en av de vanligaste dödsorsakerna i världen och tidig riskidentifiering kan bidra till att förebygga allvarliga konsekvenser. Samtidigt används maskininlärning i allt större utsträckning för att analysera hälsodata och identifiera mönster som kan vara svåra att upptäcka manuellt. Detta skapar möjligheter för att utveckla digitala verktyg som kan hjälpa människor att förstå sin hälsorisk på ett enkelt och pedagogiskt sätt.</w:t>
       </w:r>
     </w:p>
     <w:p>
@@ -249,15 +238,7 @@
     </w:p>
     <w:p>
       <w:r>
-        <w:t xml:space="preserve">- Dataset </w:t>
-      </w:r>
-      <w:proofErr w:type="spellStart"/>
-      <w:r>
-        <w:t>från</w:t>
-      </w:r>
-      <w:proofErr w:type="spellEnd"/>
-      <w:r>
-        <w:t xml:space="preserve"> Kaggle</w:t>
+        <w:t>- Dataset från Kaggle</w:t>
       </w:r>
     </w:p>
     <w:p/>
@@ -1077,6 +1058,7 @@
   <w:style w:type="character" w:default="1" w:styleId="DefaultParagraphFont">
     <w:name w:val="Default Paragraph Font"/>
     <w:uiPriority w:val="1"/>
+    <w:semiHidden/>
     <w:unhideWhenUsed/>
   </w:style>
   <w:style w:type="table" w:default="1" w:styleId="TableNormal">
